--- a/src/content/poetry/41-ya-svet-tvortsa/ru.docx
+++ b/src/content/poetry/41-ya-svet-tvortsa/ru.docx
@@ -5,6 +5,20 @@
     <w:p>
       <w:r>
         <w:rPr>
+          <w:bCs/>
+          <w:b/>
+          <w:color w:val="000000"/>
+          <w:sz w:val="27"/>
+          <w:szCs w:val="27"/>
+          <w:shd w:val="clear" w:color="auto" w:fill="FFFFFF"/>
+        </w:rPr>
+        <w:t xml:space="preserve">Я — Свет Творца</w:t>
+      </w:r>
+    </w:p>
+    <w:p/>
+    <w:p>
+      <w:r>
+        <w:rPr>
           <w:color w:val="000000"/>
           <w:sz w:val="27"/>
           <w:szCs w:val="27"/>
@@ -290,6 +304,22 @@
           <w:shd w:val="clear" w:color="auto" w:fill="FFFFFF"/>
         </w:rPr>
         <w:t>И Им я должен проявиться.</w:t>
+      </w:r>
+    </w:p>
+    <w:p>
+      <w:pPr>
+        <w:spacing w:before="200"/>
+        <w:rPr>
+          <w:i/>
+          <w:iCs/>
+        </w:rPr>
+      </w:pPr>
+      <w:r>
+        <w:rPr>
+          <w:i/>
+          <w:iCs/>
+        </w:rPr>
+        <w:t xml:space="preserve">14.03.2025, Сергей Панкратиус</w:t>
       </w:r>
     </w:p>
     <w:sectPr>
